--- a/research/TRD-EHR/paper1-trd-prediction/parts/manuscript/06-discussion.docx
+++ b/research/TRD-EHR/paper1-trd-prediction/parts/manuscript/06-discussion.docx
@@ -93,7 +93,7 @@
         <w:pStyle w:val="BodyText"/>
       </w:pPr>
       <w:r>
-        <w:t xml:space="preserve">There are several noteworthy limitations. Temporal separation of predictors and outcome reduces direct leakage from future treatment history. However, it does not necessarily remove selection or observation bias. Eligibility required subsequent follow-up, the source extract excluded patients recorded as deceased at extraction, and care outside the system could be missed. The single-system, depression-enriched sample and random internal validation also limit transportability and the interpretation of absolute risk.</w:t>
+        <w:t xml:space="preserve">There are several noteworthy limitations. Both representations were built from the same predictors, selected by hand before either pipeline existed, and the narratives are a fixed template over that selection. The comparison is therefore between two encodings of curated fields. It does not show what an encoder would do with an unselected record. Temporal separation of predictors and outcome reduces direct leakage from future treatment history. However, it does not necessarily remove selection or observation bias. Eligibility required subsequent follow-up, the source extract excluded patients recorded as deceased at extraction, and care outside the system could be missed. The single-system, depression-enriched sample and random internal validation also limit transportability and the interpretation of absolute risk.</w:t>
       </w:r>
     </w:p>
     <w:p>

--- a/research/TRD-EHR/paper1-trd-prediction/parts/manuscript/06-discussion.docx
+++ b/research/TRD-EHR/paper1-trd-prediction/parts/manuscript/06-discussion.docx
@@ -41,7 +41,7 @@
         <w:pStyle w:val="BodyText"/>
       </w:pPr>
       <w:r>
-        <w:t xml:space="preserve">The predictive signal was concentrated in familiar aspects of clinical history. Psychiatric comorbidity, medication burden, and prior treatment contributed most to embedded discrimination, while feature-vector models highlighted related markers of illness complexity. Nearest-neighbor analyses showed that embedding proximity was associated with the outcome. Retrieval still fell short of the trained classifiers at every neighborhood size, and the number of neighbors mattered more than how similarity was weighted. Taken together, these findings suggest that embeddings reorganized useful information already recorded in the EHR; they do not demonstrate a new measure of treatment resistance.</w:t>
+        <w:t xml:space="preserve">The predictive signal was concentrated in familiar aspects of clinical history. Psychiatric comorbidity, medication burden, and prior treatment contributed most to embedded discrimination, while feature-vector models highlighted related markers of illness complexity. Nearest-neighbor analyses showed that embedding proximity was associated with the outcome: randomly chosen neighbors gave chance discrimination at every neighborhood size. Retrieval still fell short of the trained classifiers at every neighborhood size, and the number of neighbors mattered more than how similarity was weighted. Taken together, these findings suggest that embeddings reorganized useful information already recorded in the EHR; they do not demonstrate a new measure of treatment resistance.</w:t>
       </w:r>
     </w:p>
     <w:bookmarkEnd w:id="20"/>
@@ -93,7 +93,7 @@
         <w:pStyle w:val="BodyText"/>
       </w:pPr>
       <w:r>
-        <w:t xml:space="preserve">There are several noteworthy limitations. Both representations were built from the same predictors, selected by hand before either pipeline existed, and the narratives are a fixed template over that selection. The comparison is therefore between two encodings of curated fields. It does not show what an encoder would do with an unselected record. Temporal separation of predictors and outcome reduces direct leakage from future treatment history. However, it does not necessarily remove selection or observation bias. Eligibility required subsequent follow-up, the source extract excluded patients recorded as deceased at extraction, and care outside the system could be missed. The single-system, depression-enriched sample and random internal validation also limit transportability and the interpretation of absolute risk.</w:t>
+        <w:t xml:space="preserve">There are several noteworthy limitations. Both representations were built from the same predictors, selected by hand before either pipeline existed, and the narratives are a fixed template over that selection. The comparison is therefore between two encodings of curated fields. It does not show what an encoder would do with an unselected record. Temporal separation of predictors and outcome reduces direct leakage from future treatment history. However, it does not necessarily remove selection or observation bias. Eligibility required subsequent follow-up, the source extract excluded patients recorded as deceased at extraction, and care outside the system could be missed. The single-system, depression-enriched sample and random internal validation also limit transportability and the interpretation of absolute risk. The number of neighbors for retrieval was chosen on the test patients, so the best retrieval values are optimistic; this makes the gap to the trained classifiers, if anything, larger.</w:t>
       </w:r>
     </w:p>
     <w:p>

--- a/research/TRD-EHR/paper1-trd-prediction/parts/manuscript/06-discussion.docx
+++ b/research/TRD-EHR/paper1-trd-prediction/parts/manuscript/06-discussion.docx
@@ -25,7 +25,7 @@
         <w:pStyle w:val="FirstParagraph"/>
       </w:pPr>
       <w:r>
-        <w:t xml:space="preserve">We asked whether pretrained narrative embeddings improve prediction of a treatment-switching proxy for TRD beyond structured feature vectors. In this cohort, they did not demonstrate superior discrimination over the strongest feature-vector model. The leading models achieved ROC AUCs of 0.657 and 0.649, with a paired difference of 0.008 (95% CI −0.003 to 0.019). This finding supports structured features as a practical benchmark; it does not establish equivalence or isolate the effect of encoding identical information.</w:t>
+        <w:t xml:space="preserve">We asked whether pretrained narrative embeddings improve prediction of a treatment-switching proxy for TRD beyond structured feature vectors. In this cohort, they did not demonstrate superior discrimination over the strongest feature-vector model. The leading models achieved ROC AUCs of 0.657 (95% CI 0.643–0.672) and 0.649 (95% CI 0.634–0.664), with a paired difference of 0.008 (95% CI −0.003 to 0.019). This finding supports structured features as a practical benchmark; it does not establish equivalence or isolate the effect of encoding identical information.</w:t>
       </w:r>
     </w:p>
     <w:p>
